--- a/docs/青禾实习生培养系统PRD.docx
+++ b/docs/青禾实习生培养系统PRD.docx
@@ -3942,6 +3942,53 @@
                 <w:sz w:val="18"/>
               </w:rPr>
               <w:t>进行中→待验收（实习生「提交成果」或导师「提交验收」）→已验收（导师「去验收」）</w:t>
+            </w:r>
+          </w:p>
+        </w:tc>
+      </w:tr>
+      <w:tr>
+        <w:tc>
+          <w:tcPr>
+            <w:tcW w:type="dxa" w:w="907"/>
+          </w:tcPr>
+          <w:p>
+            <w:r/>
+            <w:r>
+              <w:rPr>
+                <w:rFonts w:ascii="Microsoft YaHei" w:hAnsi="Microsoft YaHei" w:eastAsia="Microsoft YaHei"/>
+                <w:sz w:val="18"/>
+              </w:rPr>
+              <w:t>F4.7</w:t>
+            </w:r>
+          </w:p>
+        </w:tc>
+        <w:tc>
+          <w:tcPr>
+            <w:tcW w:type="dxa" w:w="2608"/>
+          </w:tcPr>
+          <w:p>
+            <w:r/>
+            <w:r>
+              <w:rPr>
+                <w:rFonts w:ascii="Microsoft YaHei" w:hAnsi="Microsoft YaHei" w:eastAsia="Microsoft YaHei"/>
+                <w:sz w:val="18"/>
+              </w:rPr>
+              <w:t>任务周次（先选人后选周）</w:t>
+            </w:r>
+          </w:p>
+        </w:tc>
+        <w:tc>
+          <w:tcPr>
+            <w:tcW w:type="dxa" w:w="5556"/>
+          </w:tcPr>
+          <w:p>
+            <w:r/>
+            <w:r>
+              <w:rPr>
+                <w:rFonts w:ascii="Microsoft YaHei" w:hAnsi="Microsoft YaHei" w:eastAsia="Microsoft YaHei"/>
+                <w:sz w:val="18"/>
+              </w:rPr>
+              <w:t>新建任务时先选指派伙伴，再选该伙伴对应周次（当前周起至第 12 周，默认当前周）；任务绑定周次后：培养总览卡片对非当前周任务显示「第 X 周」标签，任务列表显示「本周/未来 · 第 X 周」标注；用于提前规划未来周任务</w:t>
             </w:r>
           </w:p>
         </w:tc>

--- a/docs/青禾实习生培养系统PRD.docx
+++ b/docs/青禾实习生培养系统PRD.docx
@@ -6538,7 +6538,7 @@
                 <w:rFonts w:ascii="Microsoft YaHei" w:hAnsi="Microsoft YaHei" w:eastAsia="Microsoft YaHei"/>
                 <w:sz w:val="18"/>
               </w:rPr>
-              <w:t>培养能力维度（如需求洞察/方案设计/数据意识/文档表达/协作推进）可增删改名称与描述；个人成长能力图、阶段自评评分维度实时联动；删除维度后历史评分保留在数据中；按岗位独立配置，与默认模型一键恢复</w:t>
+              <w:t>培养能力维度（如需求洞察/方案设计/数据意识/文档表达/协作推进）可增删改名称与描述；支持拖拽排序与「前移/后移」按钮，排序号自动重编，个人成长能力图、阶段自评评分维度顺序实时联动；删除维度后历史评分保留在数据中；按岗位独立配置，与默认模型一键恢复</w:t>
             </w:r>
           </w:p>
         </w:tc>

--- a/docs/青禾实习生培养系统PRD.docx
+++ b/docs/青禾实习生培养系统PRD.docx
@@ -5885,7 +5885,7 @@
                 <w:rFonts w:ascii="Microsoft YaHei" w:hAnsi="Microsoft YaHei" w:eastAsia="Microsoft YaHei"/>
                 <w:sz w:val="18"/>
               </w:rPr>
-              <w:t>表单：姓名*、岗位*、入职时间*、入职周数*、培养阶段、毕业时间（在读可空）、毕业学校、学历（本科/研究生/博士）、带教导师*、本周成长目标*；入职周数由入职时间自动计算（入职当周为第 1 周，可手动修改）；新伙伴自动获得默认培养数据（能力评分、量化产出、成长轨迹起始项）并出现在培养总览/组织看板</w:t>
+              <w:t>表单：姓名*、岗位*、入职时间*、入职周数*、培养阶段、毕业时间（在读可空）、毕业学校、学历（本科/研究生/博士）、带教导师*；添加时无需填写本周成长目标（默认「待设定 · 由带教导师制定本周目标」，编辑时可修改）；入职周数由入职时间自动计算（入职当周为第 1 周，可手动修改，手动修改后不被自动计算覆盖）；新伙伴自动获得默认培养数据（能力评分、量化产出、成长轨迹起始项）并出现在培养总览/组织看板</w:t>
             </w:r>
           </w:p>
         </w:tc>
@@ -6539,6 +6539,377 @@
                 <w:sz w:val="18"/>
               </w:rPr>
               <w:t>培养能力维度（如需求洞察/方案设计/数据意识/文档表达/协作推进）可增删改名称与描述；支持拖拽排序与「前移/后移」按钮，排序号自动重编，个人成长能力图、阶段自评评分维度顺序实时联动；删除维度后历史评分保留在数据中；按岗位独立配置，与默认模型一键恢复</w:t>
+            </w:r>
+          </w:p>
+        </w:tc>
+      </w:tr>
+    </w:tbl>
+    <w:p>
+      <w:pPr>
+        <w:spacing w:after="40"/>
+      </w:pPr>
+    </w:p>
+    <w:p>
+      <w:pPr>
+        <w:pStyle w:val="Heading2"/>
+        <w:spacing w:before="280" w:after="120"/>
+      </w:pPr>
+      <w:r>
+        <w:rPr>
+          <w:rFonts w:ascii="Microsoft YaHei" w:hAnsi="Microsoft YaHei" w:eastAsia="Microsoft YaHei"/>
+          <w:b/>
+          <w:color w:val="14603F"/>
+          <w:sz w:val="27"/>
+        </w:rPr>
+        <w:t>5.12 账号体系（F12 登录 / F13 个人信息）</w:t>
+      </w:r>
+    </w:p>
+    <w:tbl>
+      <w:tblPr>
+        <w:tblStyle w:val="TableGrid"/>
+        <w:tblW w:type="auto" w:w="0"/>
+        <w:jc w:val="center"/>
+        <w:tblLook w:firstColumn="1" w:firstRow="1" w:lastColumn="0" w:lastRow="0" w:noHBand="0" w:noVBand="1" w:val="04A0"/>
+      </w:tblPr>
+      <w:tblGrid>
+        <w:gridCol w:w="3061"/>
+        <w:gridCol w:w="3061"/>
+        <w:gridCol w:w="3061"/>
+      </w:tblGrid>
+      <w:tr>
+        <w:tc>
+          <w:tcPr>
+            <w:tcW w:type="dxa" w:w="907"/>
+            <w:shd w:val="clear" w:fill="E5F3EB"/>
+          </w:tcPr>
+          <w:p>
+            <w:r/>
+            <w:r>
+              <w:rPr>
+                <w:rFonts w:ascii="Microsoft YaHei" w:hAnsi="Microsoft YaHei" w:eastAsia="Microsoft YaHei"/>
+                <w:b/>
+                <w:color w:val="14603F"/>
+                <w:sz w:val="19"/>
+              </w:rPr>
+              <w:t>编号</w:t>
+            </w:r>
+          </w:p>
+        </w:tc>
+        <w:tc>
+          <w:tcPr>
+            <w:tcW w:type="dxa" w:w="2608"/>
+            <w:shd w:val="clear" w:fill="E5F3EB"/>
+          </w:tcPr>
+          <w:p>
+            <w:r/>
+            <w:r>
+              <w:rPr>
+                <w:rFonts w:ascii="Microsoft YaHei" w:hAnsi="Microsoft YaHei" w:eastAsia="Microsoft YaHei"/>
+                <w:b/>
+                <w:color w:val="14603F"/>
+                <w:sz w:val="19"/>
+              </w:rPr>
+              <w:t>需求点</w:t>
+            </w:r>
+          </w:p>
+        </w:tc>
+        <w:tc>
+          <w:tcPr>
+            <w:tcW w:type="dxa" w:w="5556"/>
+            <w:shd w:val="clear" w:fill="E5F3EB"/>
+          </w:tcPr>
+          <w:p>
+            <w:r/>
+            <w:r>
+              <w:rPr>
+                <w:rFonts w:ascii="Microsoft YaHei" w:hAnsi="Microsoft YaHei" w:eastAsia="Microsoft YaHei"/>
+                <w:b/>
+                <w:color w:val="14603F"/>
+                <w:sz w:val="19"/>
+              </w:rPr>
+              <w:t>说明</w:t>
+            </w:r>
+          </w:p>
+        </w:tc>
+      </w:tr>
+      <w:tr>
+        <w:tc>
+          <w:tcPr>
+            <w:tcW w:type="dxa" w:w="907"/>
+          </w:tcPr>
+          <w:p>
+            <w:r/>
+            <w:r>
+              <w:rPr>
+                <w:rFonts w:ascii="Microsoft YaHei" w:hAnsi="Microsoft YaHei" w:eastAsia="Microsoft YaHei"/>
+                <w:sz w:val="18"/>
+              </w:rPr>
+              <w:t>F12.1</w:t>
+            </w:r>
+          </w:p>
+        </w:tc>
+        <w:tc>
+          <w:tcPr>
+            <w:tcW w:type="dxa" w:w="2608"/>
+          </w:tcPr>
+          <w:p>
+            <w:r/>
+            <w:r>
+              <w:rPr>
+                <w:rFonts w:ascii="Microsoft YaHei" w:hAnsi="Microsoft YaHei" w:eastAsia="Microsoft YaHei"/>
+                <w:sz w:val="18"/>
+              </w:rPr>
+              <w:t>登录页</w:t>
+            </w:r>
+          </w:p>
+        </w:tc>
+        <w:tc>
+          <w:tcPr>
+            <w:tcW w:type="dxa" w:w="5556"/>
+          </w:tcPr>
+          <w:p>
+            <w:r/>
+            <w:r>
+              <w:rPr>
+                <w:rFonts w:ascii="Microsoft YaHei" w:hAnsi="Microsoft YaHei" w:eastAsia="Microsoft YaHei"/>
+                <w:sz w:val="18"/>
+              </w:rPr>
+              <w:t>启动时展示登录界面（品牌 + 账号/密码）；账号密码校验（演示账号 tl/hr/intern，密码 123456）；错误提示；回车登录</w:t>
+            </w:r>
+          </w:p>
+        </w:tc>
+      </w:tr>
+      <w:tr>
+        <w:tc>
+          <w:tcPr>
+            <w:tcW w:type="dxa" w:w="907"/>
+          </w:tcPr>
+          <w:p>
+            <w:r/>
+            <w:r>
+              <w:rPr>
+                <w:rFonts w:ascii="Microsoft YaHei" w:hAnsi="Microsoft YaHei" w:eastAsia="Microsoft YaHei"/>
+                <w:sz w:val="18"/>
+              </w:rPr>
+              <w:t>F12.2</w:t>
+            </w:r>
+          </w:p>
+        </w:tc>
+        <w:tc>
+          <w:tcPr>
+            <w:tcW w:type="dxa" w:w="2608"/>
+          </w:tcPr>
+          <w:p>
+            <w:r/>
+            <w:r>
+              <w:rPr>
+                <w:rFonts w:ascii="Microsoft YaHei" w:hAnsi="Microsoft YaHei" w:eastAsia="Microsoft YaHei"/>
+                <w:sz w:val="18"/>
+              </w:rPr>
+              <w:t>角色登录</w:t>
+            </w:r>
+          </w:p>
+        </w:tc>
+        <w:tc>
+          <w:tcPr>
+            <w:tcW w:type="dxa" w:w="5556"/>
+          </w:tcPr>
+          <w:p>
+            <w:r/>
+            <w:r>
+              <w:rPr>
+                <w:rFonts w:ascii="Microsoft YaHei" w:hAnsi="Microsoft YaHei" w:eastAsia="Microsoft YaHei"/>
+                <w:sz w:val="18"/>
+              </w:rPr>
+              <w:t>登录账号决定进入视角：导师→培养总览、HR→组织看板、实习生→个人成长；登录态持久化，刷新/重开保持登录</w:t>
+            </w:r>
+          </w:p>
+        </w:tc>
+      </w:tr>
+      <w:tr>
+        <w:tc>
+          <w:tcPr>
+            <w:tcW w:type="dxa" w:w="907"/>
+          </w:tcPr>
+          <w:p>
+            <w:r/>
+            <w:r>
+              <w:rPr>
+                <w:rFonts w:ascii="Microsoft YaHei" w:hAnsi="Microsoft YaHei" w:eastAsia="Microsoft YaHei"/>
+                <w:sz w:val="18"/>
+              </w:rPr>
+              <w:t>F12.3</w:t>
+            </w:r>
+          </w:p>
+        </w:tc>
+        <w:tc>
+          <w:tcPr>
+            <w:tcW w:type="dxa" w:w="2608"/>
+          </w:tcPr>
+          <w:p>
+            <w:r/>
+            <w:r>
+              <w:rPr>
+                <w:rFonts w:ascii="Microsoft YaHei" w:hAnsi="Microsoft YaHei" w:eastAsia="Microsoft YaHei"/>
+                <w:sz w:val="18"/>
+              </w:rPr>
+              <w:t>快捷登录（演示）</w:t>
+            </w:r>
+          </w:p>
+        </w:tc>
+        <w:tc>
+          <w:tcPr>
+            <w:tcW w:type="dxa" w:w="5556"/>
+          </w:tcPr>
+          <w:p>
+            <w:r/>
+            <w:r>
+              <w:rPr>
+                <w:rFonts w:ascii="Microsoft YaHei" w:hAnsi="Microsoft YaHei" w:eastAsia="Microsoft YaHei"/>
+                <w:sz w:val="18"/>
+              </w:rPr>
+              <w:t>登录页提供三个演示账号一键登录</w:t>
+            </w:r>
+          </w:p>
+        </w:tc>
+      </w:tr>
+      <w:tr>
+        <w:tc>
+          <w:tcPr>
+            <w:tcW w:type="dxa" w:w="907"/>
+          </w:tcPr>
+          <w:p>
+            <w:r/>
+            <w:r>
+              <w:rPr>
+                <w:rFonts w:ascii="Microsoft YaHei" w:hAnsi="Microsoft YaHei" w:eastAsia="Microsoft YaHei"/>
+                <w:sz w:val="18"/>
+              </w:rPr>
+              <w:t>F13.1</w:t>
+            </w:r>
+          </w:p>
+        </w:tc>
+        <w:tc>
+          <w:tcPr>
+            <w:tcW w:type="dxa" w:w="2608"/>
+          </w:tcPr>
+          <w:p>
+            <w:r/>
+            <w:r>
+              <w:rPr>
+                <w:rFonts w:ascii="Microsoft YaHei" w:hAnsi="Microsoft YaHei" w:eastAsia="Microsoft YaHei"/>
+                <w:sz w:val="18"/>
+              </w:rPr>
+              <w:t>个人信息界面</w:t>
+            </w:r>
+          </w:p>
+        </w:tc>
+        <w:tc>
+          <w:tcPr>
+            <w:tcW w:type="dxa" w:w="5556"/>
+          </w:tcPr>
+          <w:p>
+            <w:r/>
+            <w:r>
+              <w:rPr>
+                <w:rFonts w:ascii="Microsoft YaHei" w:hAnsi="Microsoft YaHei" w:eastAsia="Microsoft YaHei"/>
+                <w:sz w:val="18"/>
+              </w:rPr>
+              <w:t>顶栏头像可点击打开个人信息：账号、姓名、角色、所属岗位、邮箱、手机；邮箱/手机/姓名可编辑保存</w:t>
+            </w:r>
+          </w:p>
+        </w:tc>
+      </w:tr>
+      <w:tr>
+        <w:tc>
+          <w:tcPr>
+            <w:tcW w:type="dxa" w:w="907"/>
+          </w:tcPr>
+          <w:p>
+            <w:r/>
+            <w:r>
+              <w:rPr>
+                <w:rFonts w:ascii="Microsoft YaHei" w:hAnsi="Microsoft YaHei" w:eastAsia="Microsoft YaHei"/>
+                <w:sz w:val="18"/>
+              </w:rPr>
+              <w:t>F13.2</w:t>
+            </w:r>
+          </w:p>
+        </w:tc>
+        <w:tc>
+          <w:tcPr>
+            <w:tcW w:type="dxa" w:w="2608"/>
+          </w:tcPr>
+          <w:p>
+            <w:r/>
+            <w:r>
+              <w:rPr>
+                <w:rFonts w:ascii="Microsoft YaHei" w:hAnsi="Microsoft YaHei" w:eastAsia="Microsoft YaHei"/>
+                <w:sz w:val="18"/>
+              </w:rPr>
+              <w:t>退出登录</w:t>
+            </w:r>
+          </w:p>
+        </w:tc>
+        <w:tc>
+          <w:tcPr>
+            <w:tcW w:type="dxa" w:w="5556"/>
+          </w:tcPr>
+          <w:p>
+            <w:r/>
+            <w:r>
+              <w:rPr>
+                <w:rFonts w:ascii="Microsoft YaHei" w:hAnsi="Microsoft YaHei" w:eastAsia="Microsoft YaHei"/>
+                <w:sz w:val="18"/>
+              </w:rPr>
+              <w:t>个人信息弹窗内「退出登录」清除登录态并返回登录页</w:t>
+            </w:r>
+          </w:p>
+        </w:tc>
+      </w:tr>
+      <w:tr>
+        <w:tc>
+          <w:tcPr>
+            <w:tcW w:type="dxa" w:w="907"/>
+          </w:tcPr>
+          <w:p>
+            <w:r/>
+            <w:r>
+              <w:rPr>
+                <w:rFonts w:ascii="Microsoft YaHei" w:hAnsi="Microsoft YaHei" w:eastAsia="Microsoft YaHei"/>
+                <w:sz w:val="18"/>
+              </w:rPr>
+              <w:t>F13.3</w:t>
+            </w:r>
+          </w:p>
+        </w:tc>
+        <w:tc>
+          <w:tcPr>
+            <w:tcW w:type="dxa" w:w="2608"/>
+          </w:tcPr>
+          <w:p>
+            <w:r/>
+            <w:r>
+              <w:rPr>
+                <w:rFonts w:ascii="Microsoft YaHei" w:hAnsi="Microsoft YaHei" w:eastAsia="Microsoft YaHei"/>
+                <w:sz w:val="18"/>
+              </w:rPr>
+              <w:t>多账号隔离</w:t>
+            </w:r>
+          </w:p>
+        </w:tc>
+        <w:tc>
+          <w:tcPr>
+            <w:tcW w:type="dxa" w:w="5556"/>
+          </w:tcPr>
+          <w:p>
+            <w:r/>
+            <w:r>
+              <w:rPr>
+                <w:rFonts w:ascii="Microsoft YaHei" w:hAnsi="Microsoft YaHei" w:eastAsia="Microsoft YaHei"/>
+                <w:sz w:val="18"/>
+              </w:rPr>
+              <w:t>各账号登录后进入各自角色视角；登录态与业务数据独立存储</w:t>
             </w:r>
           </w:p>
         </w:tc>

--- a/docs/青禾实习生培养系统PRD.docx
+++ b/docs/青禾实习生培养系统PRD.docx
@@ -6815,7 +6815,7 @@
                 <w:rFonts w:ascii="Microsoft YaHei" w:hAnsi="Microsoft YaHei" w:eastAsia="Microsoft YaHei"/>
                 <w:sz w:val="18"/>
               </w:rPr>
-              <w:t>顶栏头像可点击打开个人信息：账号、姓名、角色、所属岗位、邮箱、手机；邮箱/手机/姓名可编辑保存</w:t>
+              <w:t>顶栏头像可点击打开个人信息：账号、用户名、角色、所属岗位、邮箱、手机；用户名/邮箱/手机可编辑保存（头像标识同步更新）</w:t>
             </w:r>
           </w:p>
         </w:tc>
@@ -6910,6 +6910,100 @@
                 <w:sz w:val="18"/>
               </w:rPr>
               <w:t>各账号登录后进入各自角色视角；登录态与业务数据独立存储</w:t>
+            </w:r>
+          </w:p>
+        </w:tc>
+      </w:tr>
+      <w:tr>
+        <w:tc>
+          <w:tcPr>
+            <w:tcW w:type="dxa" w:w="907"/>
+          </w:tcPr>
+          <w:p>
+            <w:r/>
+            <w:r>
+              <w:rPr>
+                <w:rFonts w:ascii="Microsoft YaHei" w:hAnsi="Microsoft YaHei" w:eastAsia="Microsoft YaHei"/>
+                <w:sz w:val="18"/>
+              </w:rPr>
+              <w:t>F13.4</w:t>
+            </w:r>
+          </w:p>
+        </w:tc>
+        <w:tc>
+          <w:tcPr>
+            <w:tcW w:type="dxa" w:w="2608"/>
+          </w:tcPr>
+          <w:p>
+            <w:r/>
+            <w:r>
+              <w:rPr>
+                <w:rFonts w:ascii="Microsoft YaHei" w:hAnsi="Microsoft YaHei" w:eastAsia="Microsoft YaHei"/>
+                <w:sz w:val="18"/>
+              </w:rPr>
+              <w:t>修改密码</w:t>
+            </w:r>
+          </w:p>
+        </w:tc>
+        <w:tc>
+          <w:tcPr>
+            <w:tcW w:type="dxa" w:w="5556"/>
+          </w:tcPr>
+          <w:p>
+            <w:r/>
+            <w:r>
+              <w:rPr>
+                <w:rFonts w:ascii="Microsoft YaHei" w:hAnsi="Microsoft YaHei" w:eastAsia="Microsoft YaHei"/>
+                <w:sz w:val="18"/>
+              </w:rPr>
+              <w:t>个人信息内「修改密码」：校验旧密码、新密码至少 6 位、两次一致；自定义密码持久化（未修改时用默认密码 123456）</w:t>
+            </w:r>
+          </w:p>
+        </w:tc>
+      </w:tr>
+      <w:tr>
+        <w:tc>
+          <w:tcPr>
+            <w:tcW w:type="dxa" w:w="907"/>
+          </w:tcPr>
+          <w:p>
+            <w:r/>
+            <w:r>
+              <w:rPr>
+                <w:rFonts w:ascii="Microsoft YaHei" w:hAnsi="Microsoft YaHei" w:eastAsia="Microsoft YaHei"/>
+                <w:sz w:val="18"/>
+              </w:rPr>
+              <w:t>F13.5</w:t>
+            </w:r>
+          </w:p>
+        </w:tc>
+        <w:tc>
+          <w:tcPr>
+            <w:tcW w:type="dxa" w:w="2608"/>
+          </w:tcPr>
+          <w:p>
+            <w:r/>
+            <w:r>
+              <w:rPr>
+                <w:rFonts w:ascii="Microsoft YaHei" w:hAnsi="Microsoft YaHei" w:eastAsia="Microsoft YaHei"/>
+                <w:sz w:val="18"/>
+              </w:rPr>
+              <w:t>重置密码</w:t>
+            </w:r>
+          </w:p>
+        </w:tc>
+        <w:tc>
+          <w:tcPr>
+            <w:tcW w:type="dxa" w:w="5556"/>
+          </w:tcPr>
+          <w:p>
+            <w:r/>
+            <w:r>
+              <w:rPr>
+                <w:rFonts w:ascii="Microsoft YaHei" w:hAnsi="Microsoft YaHei" w:eastAsia="Microsoft YaHei"/>
+                <w:sz w:val="18"/>
+              </w:rPr>
+              <w:t>登录页「忘记密码？」：输入账号校验存在后重置为默认密码 123456（演示形态；正式版对接邮件/短信验证码）</w:t>
             </w:r>
           </w:p>
         </w:tc>

--- a/docs/青禾实习生培养系统PRD.docx
+++ b/docs/青禾实习生培养系统PRD.docx
@@ -5885,7 +5885,7 @@
                 <w:rFonts w:ascii="Microsoft YaHei" w:hAnsi="Microsoft YaHei" w:eastAsia="Microsoft YaHei"/>
                 <w:sz w:val="18"/>
               </w:rPr>
-              <w:t>表单：姓名*、岗位*、入职时间*、入职周数*、培养阶段、毕业时间（在读可空）、毕业学校、学历（本科/研究生/博士）、带教导师*；添加时无需填写本周成长目标（默认「待设定 · 由带教导师制定本周目标」，编辑时可修改）；入职周数由入职时间自动计算（入职当周为第 1 周，可手动修改，手动修改后不被自动计算覆盖）；新伙伴自动获得默认培养数据（能力评分、量化产出、成长轨迹起始项）并出现在培养总览/组织看板</w:t>
+              <w:t>表单：姓名*、岗位*、入职时间*、入职周数*、培养阶段、毕业时间（在读可空）、毕业学校、学历（本科/研究生/博士）、带教导师*；添加与编辑均不维护本周成长目标（在培养总览中由导师制定，默认文案「待设定 · 由带教导师制定本周目标」）；入职周数由入职时间自动计算（入职当周为第 1 周，可手动修改，手动修改后不被自动计算覆盖）；新伙伴自动获得默认培养数据（能力评分、量化产出、成长轨迹起始项）并出现在培养总览/组织看板</w:t>
             </w:r>
           </w:p>
         </w:tc>
@@ -6815,7 +6815,7 @@
                 <w:rFonts w:ascii="Microsoft YaHei" w:hAnsi="Microsoft YaHei" w:eastAsia="Microsoft YaHei"/>
                 <w:sz w:val="18"/>
               </w:rPr>
-              <w:t>顶栏头像可点击打开个人信息：账号、用户名、角色、所属岗位、邮箱、手机；用户名/邮箱/手机可编辑保存（头像标识同步更新）</w:t>
+              <w:t>顶栏头像可点击打开个人信息：账号、用户名、岗位、角色、所属岗位、邮箱、手机；用户名/岗位/邮箱/手机可编辑保存（头像标识同步更新）</w:t>
             </w:r>
           </w:p>
         </w:tc>
@@ -7004,6 +7004,53 @@
                 <w:sz w:val="18"/>
               </w:rPr>
               <w:t>登录页「忘记密码？」：输入账号校验存在后重置为默认密码 123456（演示形态；正式版对接邮件/短信验证码）</w:t>
+            </w:r>
+          </w:p>
+        </w:tc>
+      </w:tr>
+      <w:tr>
+        <w:tc>
+          <w:tcPr>
+            <w:tcW w:type="dxa" w:w="907"/>
+          </w:tcPr>
+          <w:p>
+            <w:r/>
+            <w:r>
+              <w:rPr>
+                <w:rFonts w:ascii="Microsoft YaHei" w:hAnsi="Microsoft YaHei" w:eastAsia="Microsoft YaHei"/>
+                <w:sz w:val="18"/>
+              </w:rPr>
+              <w:t>F13.6</w:t>
+            </w:r>
+          </w:p>
+        </w:tc>
+        <w:tc>
+          <w:tcPr>
+            <w:tcW w:type="dxa" w:w="2608"/>
+          </w:tcPr>
+          <w:p>
+            <w:r/>
+            <w:r>
+              <w:rPr>
+                <w:rFonts w:ascii="Microsoft YaHei" w:hAnsi="Microsoft YaHei" w:eastAsia="Microsoft YaHei"/>
+                <w:sz w:val="18"/>
+              </w:rPr>
+              <w:t>岗位字段</w:t>
+            </w:r>
+          </w:p>
+        </w:tc>
+        <w:tc>
+          <w:tcPr>
+            <w:tcW w:type="dxa" w:w="5556"/>
+          </w:tcPr>
+          <w:p>
+            <w:r/>
+            <w:r>
+              <w:rPr>
+                <w:rFonts w:ascii="Microsoft YaHei" w:hAnsi="Microsoft YaHei" w:eastAsia="Microsoft YaHei"/>
+                <w:sz w:val="18"/>
+              </w:rPr>
+              <w:t>个人信息含「岗位」下拉（产品/开发/TL/HR 等），选项来自全局岗位配置，保存后持久化</w:t>
             </w:r>
           </w:p>
         </w:tc>

--- a/docs/青禾实习生培养系统PRD.docx
+++ b/docs/青禾实习生培养系统PRD.docx
@@ -7051,6 +7051,330 @@
                 <w:sz w:val="18"/>
               </w:rPr>
               <w:t>个人信息含「岗位」下拉（产品/开发/TL/HR 等），选项来自全局岗位配置，保存后持久化</w:t>
+            </w:r>
+          </w:p>
+        </w:tc>
+      </w:tr>
+    </w:tbl>
+    <w:p>
+      <w:pPr>
+        <w:spacing w:after="40"/>
+      </w:pPr>
+    </w:p>
+    <w:p>
+      <w:pPr>
+        <w:pStyle w:val="Heading2"/>
+        <w:spacing w:before="280" w:after="120"/>
+      </w:pPr>
+      <w:r>
+        <w:rPr>
+          <w:rFonts w:ascii="Microsoft YaHei" w:hAnsi="Microsoft YaHei" w:eastAsia="Microsoft YaHei"/>
+          <w:b/>
+          <w:color w:val="14603F"/>
+          <w:sz w:val="27"/>
+        </w:rPr>
+        <w:t>5.13 账号管理（F14，HR）</w:t>
+      </w:r>
+    </w:p>
+    <w:tbl>
+      <w:tblPr>
+        <w:tblStyle w:val="TableGrid"/>
+        <w:tblW w:type="auto" w:w="0"/>
+        <w:jc w:val="center"/>
+        <w:tblLook w:firstColumn="1" w:firstRow="1" w:lastColumn="0" w:lastRow="0" w:noHBand="0" w:noVBand="1" w:val="04A0"/>
+      </w:tblPr>
+      <w:tblGrid>
+        <w:gridCol w:w="3061"/>
+        <w:gridCol w:w="3061"/>
+        <w:gridCol w:w="3061"/>
+      </w:tblGrid>
+      <w:tr>
+        <w:tc>
+          <w:tcPr>
+            <w:tcW w:type="dxa" w:w="907"/>
+            <w:shd w:val="clear" w:fill="E5F3EB"/>
+          </w:tcPr>
+          <w:p>
+            <w:r/>
+            <w:r>
+              <w:rPr>
+                <w:rFonts w:ascii="Microsoft YaHei" w:hAnsi="Microsoft YaHei" w:eastAsia="Microsoft YaHei"/>
+                <w:b/>
+                <w:color w:val="14603F"/>
+                <w:sz w:val="19"/>
+              </w:rPr>
+              <w:t>编号</w:t>
+            </w:r>
+          </w:p>
+        </w:tc>
+        <w:tc>
+          <w:tcPr>
+            <w:tcW w:type="dxa" w:w="2608"/>
+            <w:shd w:val="clear" w:fill="E5F3EB"/>
+          </w:tcPr>
+          <w:p>
+            <w:r/>
+            <w:r>
+              <w:rPr>
+                <w:rFonts w:ascii="Microsoft YaHei" w:hAnsi="Microsoft YaHei" w:eastAsia="Microsoft YaHei"/>
+                <w:b/>
+                <w:color w:val="14603F"/>
+                <w:sz w:val="19"/>
+              </w:rPr>
+              <w:t>需求点</w:t>
+            </w:r>
+          </w:p>
+        </w:tc>
+        <w:tc>
+          <w:tcPr>
+            <w:tcW w:type="dxa" w:w="5556"/>
+            <w:shd w:val="clear" w:fill="E5F3EB"/>
+          </w:tcPr>
+          <w:p>
+            <w:r/>
+            <w:r>
+              <w:rPr>
+                <w:rFonts w:ascii="Microsoft YaHei" w:hAnsi="Microsoft YaHei" w:eastAsia="Microsoft YaHei"/>
+                <w:b/>
+                <w:color w:val="14603F"/>
+                <w:sz w:val="19"/>
+              </w:rPr>
+              <w:t>说明</w:t>
+            </w:r>
+          </w:p>
+        </w:tc>
+      </w:tr>
+      <w:tr>
+        <w:tc>
+          <w:tcPr>
+            <w:tcW w:type="dxa" w:w="907"/>
+          </w:tcPr>
+          <w:p>
+            <w:r/>
+            <w:r>
+              <w:rPr>
+                <w:rFonts w:ascii="Microsoft YaHei" w:hAnsi="Microsoft YaHei" w:eastAsia="Microsoft YaHei"/>
+                <w:sz w:val="18"/>
+              </w:rPr>
+              <w:t>F14.1</w:t>
+            </w:r>
+          </w:p>
+        </w:tc>
+        <w:tc>
+          <w:tcPr>
+            <w:tcW w:type="dxa" w:w="2608"/>
+          </w:tcPr>
+          <w:p>
+            <w:r/>
+            <w:r>
+              <w:rPr>
+                <w:rFonts w:ascii="Microsoft YaHei" w:hAnsi="Microsoft YaHei" w:eastAsia="Microsoft YaHei"/>
+                <w:sz w:val="18"/>
+              </w:rPr>
+              <w:t>账号列表</w:t>
+            </w:r>
+          </w:p>
+        </w:tc>
+        <w:tc>
+          <w:tcPr>
+            <w:tcW w:type="dxa" w:w="5556"/>
+          </w:tcPr>
+          <w:p>
+            <w:r/>
+            <w:r>
+              <w:rPr>
+                <w:rFonts w:ascii="Microsoft YaHei" w:hAnsi="Microsoft YaHei" w:eastAsia="Microsoft YaHei"/>
+                <w:sz w:val="18"/>
+              </w:rPr>
+              <w:t>HR 账号管理页展示全部账号：姓名/账号/角色/岗位/状态/创建时间/自动标记</w:t>
+            </w:r>
+          </w:p>
+        </w:tc>
+      </w:tr>
+      <w:tr>
+        <w:tc>
+          <w:tcPr>
+            <w:tcW w:type="dxa" w:w="907"/>
+          </w:tcPr>
+          <w:p>
+            <w:r/>
+            <w:r>
+              <w:rPr>
+                <w:rFonts w:ascii="Microsoft YaHei" w:hAnsi="Microsoft YaHei" w:eastAsia="Microsoft YaHei"/>
+                <w:sz w:val="18"/>
+              </w:rPr>
+              <w:t>F14.2</w:t>
+            </w:r>
+          </w:p>
+        </w:tc>
+        <w:tc>
+          <w:tcPr>
+            <w:tcW w:type="dxa" w:w="2608"/>
+          </w:tcPr>
+          <w:p>
+            <w:r/>
+            <w:r>
+              <w:rPr>
+                <w:rFonts w:ascii="Microsoft YaHei" w:hAnsi="Microsoft YaHei" w:eastAsia="Microsoft YaHei"/>
+                <w:sz w:val="18"/>
+              </w:rPr>
+              <w:t>自动开号</w:t>
+            </w:r>
+          </w:p>
+        </w:tc>
+        <w:tc>
+          <w:tcPr>
+            <w:tcW w:type="dxa" w:w="5556"/>
+          </w:tcPr>
+          <w:p>
+            <w:r/>
+            <w:r>
+              <w:rPr>
+                <w:rFonts w:ascii="Microsoft YaHei" w:hAnsi="Microsoft YaHei" w:eastAsia="Microsoft YaHei"/>
+                <w:sz w:val="18"/>
+              </w:rPr>
+              <w:t>新建实习生时自动开通账号：账号名 = 实习生姓名 + 5 位随机数字（10000-99999），重复自动重生成直至唯一；默认密码 123456</w:t>
+            </w:r>
+          </w:p>
+        </w:tc>
+      </w:tr>
+      <w:tr>
+        <w:tc>
+          <w:tcPr>
+            <w:tcW w:type="dxa" w:w="907"/>
+          </w:tcPr>
+          <w:p>
+            <w:r/>
+            <w:r>
+              <w:rPr>
+                <w:rFonts w:ascii="Microsoft YaHei" w:hAnsi="Microsoft YaHei" w:eastAsia="Microsoft YaHei"/>
+                <w:sz w:val="18"/>
+              </w:rPr>
+              <w:t>F14.3</w:t>
+            </w:r>
+          </w:p>
+        </w:tc>
+        <w:tc>
+          <w:tcPr>
+            <w:tcW w:type="dxa" w:w="2608"/>
+          </w:tcPr>
+          <w:p>
+            <w:r/>
+            <w:r>
+              <w:rPr>
+                <w:rFonts w:ascii="Microsoft YaHei" w:hAnsi="Microsoft YaHei" w:eastAsia="Microsoft YaHei"/>
+                <w:sz w:val="18"/>
+              </w:rPr>
+              <w:t>账号操作</w:t>
+            </w:r>
+          </w:p>
+        </w:tc>
+        <w:tc>
+          <w:tcPr>
+            <w:tcW w:type="dxa" w:w="5556"/>
+          </w:tcPr>
+          <w:p>
+            <w:r/>
+            <w:r>
+              <w:rPr>
+                <w:rFonts w:ascii="Microsoft YaHei" w:hAnsi="Microsoft YaHei" w:eastAsia="Microsoft YaHei"/>
+                <w:sz w:val="18"/>
+              </w:rPr>
+              <w:t>手动新增账号（姓名/角色：实习生-带教导师-HR/岗位）；停用/启用（停用后无法登录）；重置密码（恢复 123456）；删除账号（二次确认）</w:t>
+            </w:r>
+          </w:p>
+        </w:tc>
+      </w:tr>
+      <w:tr>
+        <w:tc>
+          <w:tcPr>
+            <w:tcW w:type="dxa" w:w="907"/>
+          </w:tcPr>
+          <w:p>
+            <w:r/>
+            <w:r>
+              <w:rPr>
+                <w:rFonts w:ascii="Microsoft YaHei" w:hAnsi="Microsoft YaHei" w:eastAsia="Microsoft YaHei"/>
+                <w:sz w:val="18"/>
+              </w:rPr>
+              <w:t>F14.4</w:t>
+            </w:r>
+          </w:p>
+        </w:tc>
+        <w:tc>
+          <w:tcPr>
+            <w:tcW w:type="dxa" w:w="2608"/>
+          </w:tcPr>
+          <w:p>
+            <w:r/>
+            <w:r>
+              <w:rPr>
+                <w:rFonts w:ascii="Microsoft YaHei" w:hAnsi="Microsoft YaHei" w:eastAsia="Microsoft YaHei"/>
+                <w:sz w:val="18"/>
+              </w:rPr>
+              <w:t>动态账号登录</w:t>
+            </w:r>
+          </w:p>
+        </w:tc>
+        <w:tc>
+          <w:tcPr>
+            <w:tcW w:type="dxa" w:w="5556"/>
+          </w:tcPr>
+          <w:p>
+            <w:r/>
+            <w:r>
+              <w:rPr>
+                <w:rFonts w:ascii="Microsoft YaHei" w:hAnsi="Microsoft YaHei" w:eastAsia="Microsoft YaHei"/>
+                <w:sz w:val="18"/>
+              </w:rPr>
+              <w:t>自动/手动账号可与演示账号一并登录；登录后进入实习生视角（个人成长）；停用账号登录被拦截</w:t>
+            </w:r>
+          </w:p>
+        </w:tc>
+      </w:tr>
+      <w:tr>
+        <w:tc>
+          <w:tcPr>
+            <w:tcW w:type="dxa" w:w="907"/>
+          </w:tcPr>
+          <w:p>
+            <w:r/>
+            <w:r>
+              <w:rPr>
+                <w:rFonts w:ascii="Microsoft YaHei" w:hAnsi="Microsoft YaHei" w:eastAsia="Microsoft YaHei"/>
+                <w:sz w:val="18"/>
+              </w:rPr>
+              <w:t>F14.5</w:t>
+            </w:r>
+          </w:p>
+        </w:tc>
+        <w:tc>
+          <w:tcPr>
+            <w:tcW w:type="dxa" w:w="2608"/>
+          </w:tcPr>
+          <w:p>
+            <w:r/>
+            <w:r>
+              <w:rPr>
+                <w:rFonts w:ascii="Microsoft YaHei" w:hAnsi="Microsoft YaHei" w:eastAsia="Microsoft YaHei"/>
+                <w:sz w:val="18"/>
+              </w:rPr>
+              <w:t>关联删除</w:t>
+            </w:r>
+          </w:p>
+        </w:tc>
+        <w:tc>
+          <w:tcPr>
+            <w:tcW w:type="dxa" w:w="5556"/>
+          </w:tcPr>
+          <w:p>
+            <w:r/>
+            <w:r>
+              <w:rPr>
+                <w:rFonts w:ascii="Microsoft YaHei" w:hAnsi="Microsoft YaHei" w:eastAsia="Microsoft YaHei"/>
+                <w:sz w:val="18"/>
+              </w:rPr>
+              <w:t>删除实习生时同步删除其自动账号，避免僵尸账号</w:t>
             </w:r>
           </w:p>
         </w:tc>

--- a/docs/青禾实习生培养系统PRD.docx
+++ b/docs/青禾实习生培养系统PRD.docx
@@ -5885,7 +5885,7 @@
                 <w:rFonts w:ascii="Microsoft YaHei" w:hAnsi="Microsoft YaHei" w:eastAsia="Microsoft YaHei"/>
                 <w:sz w:val="18"/>
               </w:rPr>
-              <w:t>表单：姓名*、岗位*、入职时间*、入职周数*、培养阶段、毕业时间（在读可空）、毕业学校、学历（本科/研究生/博士）、带教导师*；添加与编辑均不维护本周成长目标（在培养总览中由导师制定，默认文案「待设定 · 由带教导师制定本周目标」）；入职周数由入职时间自动计算（入职当周为第 1 周，可手动修改，手动修改后不被自动计算覆盖）；新伙伴自动获得默认培养数据（能力评分、量化产出、成长轨迹起始项）并出现在培养总览/组织看板</w:t>
+              <w:t>表单：姓名*、工号*、岗位*、入职时间*、入职周数*、培养阶段、毕业时间（在读可空）、毕业学校、学历（本科/研究生/博士）、带教导师*；工号全局唯一（添加/编辑均做重复检测，重复拦截提示）；添加与编辑均不维护本周成长目标（在培养总览中由导师制定，默认文案「待设定 · 由带教导师制定本周目标」）；入职周数由入职时间自动计算（入职当周为第 1 周，可手动修改，手动修改后不被自动计算覆盖）；新伙伴自动获得默认培养数据（能力评分、量化产出、成长轨迹起始项）并出现在培养总览/组织看板</w:t>
             </w:r>
           </w:p>
         </w:tc>
@@ -7233,7 +7233,7 @@
                 <w:rFonts w:ascii="Microsoft YaHei" w:hAnsi="Microsoft YaHei" w:eastAsia="Microsoft YaHei"/>
                 <w:sz w:val="18"/>
               </w:rPr>
-              <w:t>新建实习生时自动开通账号：账号名 = 实习生姓名 + 5 位随机数字（10000-99999），重复自动重生成直至唯一；默认密码 123456</w:t>
+              <w:t>新建实习生时自动开通账号：账号名 = 实习生姓名 + 工号（工号全局唯一 ⇒ 账号唯一）；默认密码 123456；修改工号/姓名时自动同步更新账号名</w:t>
             </w:r>
           </w:p>
         </w:tc>

--- a/docs/青禾实习生培养系统PRD.docx
+++ b/docs/青禾实习生培养系统PRD.docx
@@ -7280,7 +7280,7 @@
                 <w:rFonts w:ascii="Microsoft YaHei" w:hAnsi="Microsoft YaHei" w:eastAsia="Microsoft YaHei"/>
                 <w:sz w:val="18"/>
               </w:rPr>
-              <w:t>手动新增账号（姓名/角色：实习生-带教导师-HR/岗位）；停用/启用（停用后无法登录）；重置密码（恢复 123456）；删除账号（二次确认）</w:t>
+              <w:t>手动新增账号（姓名* + 工号* + 角色：实习生-带教导师-HR + 岗位），账号名 = 姓名+工号且工号冲突拦截；停用/启用（停用后无法登录）；重置密码（恢复 123456）；删除账号（二次确认）</w:t>
             </w:r>
           </w:p>
         </w:tc>

--- a/docs/青禾实习生培养系统PRD.docx
+++ b/docs/青禾实习生培养系统PRD.docx
@@ -6815,7 +6815,7 @@
                 <w:rFonts w:ascii="Microsoft YaHei" w:hAnsi="Microsoft YaHei" w:eastAsia="Microsoft YaHei"/>
                 <w:sz w:val="18"/>
               </w:rPr>
-              <w:t>顶栏头像可点击打开个人信息：账号、用户名、岗位、角色、所属岗位、邮箱、手机；用户名/岗位/邮箱/手机可编辑保存（头像标识同步更新）</w:t>
+              <w:t>顶栏头像可点击打开个人信息：账号、用户名、工号（只读，由实习生档案/账号管理维护）、岗位、角色、邮箱、手机；用户名/岗位/邮箱/手机可编辑保存（头像标识同步更新）</w:t>
             </w:r>
           </w:p>
         </w:tc>

--- a/docs/青禾实习生培养系统PRD.docx
+++ b/docs/青禾实习生培养系统PRD.docx
@@ -5703,6 +5703,53 @@
                 <w:sz w:val="18"/>
               </w:rPr>
               <w:t>侧栏左下角提供「导出数据备份」（一键下载全部数据为 JSON 文件，含实习生/模型配置/描述/视角）与「导入备份」（选择备份文件完整恢复，含格式校验与失败提示）；用于换设备/换浏览器/误清除时的数据保全；部署提示：本地存储按域名隔离，公网访问需使用固定域名避免数据漂移</w:t>
+            </w:r>
+          </w:p>
+        </w:tc>
+      </w:tr>
+      <w:tr>
+        <w:tc>
+          <w:tcPr>
+            <w:tcW w:type="dxa" w:w="907"/>
+          </w:tcPr>
+          <w:p>
+            <w:r/>
+            <w:r>
+              <w:rPr>
+                <w:rFonts w:ascii="Microsoft YaHei" w:hAnsi="Microsoft YaHei" w:eastAsia="Microsoft YaHei"/>
+                <w:sz w:val="18"/>
+              </w:rPr>
+              <w:t>F9.7</w:t>
+            </w:r>
+          </w:p>
+        </w:tc>
+        <w:tc>
+          <w:tcPr>
+            <w:tcW w:type="dxa" w:w="2608"/>
+          </w:tcPr>
+          <w:p>
+            <w:r/>
+            <w:r>
+              <w:rPr>
+                <w:rFonts w:ascii="Microsoft YaHei" w:hAnsi="Microsoft YaHei" w:eastAsia="Microsoft YaHei"/>
+                <w:sz w:val="18"/>
+              </w:rPr>
+              <w:t>实习生数据隔离</w:t>
+            </w:r>
+          </w:p>
+        </w:tc>
+        <w:tc>
+          <w:tcPr>
+            <w:tcW w:type="dxa" w:w="5556"/>
+          </w:tcPr>
+          <w:p>
+            <w:r/>
+            <w:r>
+              <w:rPr>
+                <w:rFonts w:ascii="Microsoft YaHei" w:hAnsi="Microsoft YaHei" w:eastAsia="Microsoft YaHei"/>
+                <w:sz w:val="18"/>
+              </w:rPr>
+              <w:t>实习生角色账号登录后仅可见本人信息：个人成长仅显示本人档案、任务列表仅显示本人任务、沟通仅显示本人 1:1 与卡点、转正页仅显示本人量化进度；登录账号通过 internId 关联实习生（演示 intern 按姓名匹配），实习生视角全局锁定本人，无法查看他人数据</w:t>
             </w:r>
           </w:p>
         </w:tc>

--- a/docs/青禾实习生培养系统PRD.docx
+++ b/docs/青禾实习生培养系统PRD.docx
@@ -3570,7 +3570,7 @@
                 <w:rFonts w:ascii="Microsoft YaHei" w:hAnsi="Microsoft YaHei" w:eastAsia="Microsoft YaHei"/>
                 <w:sz w:val="18"/>
               </w:rPr>
-              <w:t>按周时间线：每周里程碑事项，当前周高亮标记</w:t>
+              <w:t>按周时间线：里程碑 + 成长任务按任务周次（task.week）整合排序展示，任务落入对应周节点（含状态标注），非统一从第 1 周开始</w:t>
             </w:r>
           </w:p>
         </w:tc>
@@ -5750,6 +5750,100 @@
                 <w:sz w:val="18"/>
               </w:rPr>
               <w:t>实习生角色账号登录后仅可见本人信息：个人成长仅显示本人档案、任务列表仅显示本人任务、沟通仅显示本人 1:1 与卡点、转正页仅显示本人量化进度；登录账号通过 internId 关联实习生（演示 intern 按姓名匹配），实习生视角全局锁定本人，无法查看他人数据</w:t>
+            </w:r>
+          </w:p>
+        </w:tc>
+      </w:tr>
+      <w:tr>
+        <w:tc>
+          <w:tcPr>
+            <w:tcW w:type="dxa" w:w="907"/>
+          </w:tcPr>
+          <w:p>
+            <w:r/>
+            <w:r>
+              <w:rPr>
+                <w:rFonts w:ascii="Microsoft YaHei" w:hAnsi="Microsoft YaHei" w:eastAsia="Microsoft YaHei"/>
+                <w:sz w:val="18"/>
+              </w:rPr>
+              <w:t>F9.8</w:t>
+            </w:r>
+          </w:p>
+        </w:tc>
+        <w:tc>
+          <w:tcPr>
+            <w:tcW w:type="dxa" w:w="2608"/>
+          </w:tcPr>
+          <w:p>
+            <w:r/>
+            <w:r>
+              <w:rPr>
+                <w:rFonts w:ascii="Microsoft YaHei" w:hAnsi="Microsoft YaHei" w:eastAsia="Microsoft YaHei"/>
+                <w:sz w:val="18"/>
+              </w:rPr>
+              <w:t>视角切换权限</w:t>
+            </w:r>
+          </w:p>
+        </w:tc>
+        <w:tc>
+          <w:tcPr>
+            <w:tcW w:type="dxa" w:w="5556"/>
+          </w:tcPr>
+          <w:p>
+            <w:r/>
+            <w:r>
+              <w:rPr>
+                <w:rFonts w:ascii="Microsoft YaHei" w:hAnsi="Microsoft YaHei" w:eastAsia="Microsoft YaHei"/>
+                <w:sz w:val="18"/>
+              </w:rPr>
+              <w:t>仅 HR 角色可切换角色视角（导师/实习生/HR）；导师与实习生登录后视角锁定自身，切换控件隐藏（含防御校验）</w:t>
+            </w:r>
+          </w:p>
+        </w:tc>
+      </w:tr>
+      <w:tr>
+        <w:tc>
+          <w:tcPr>
+            <w:tcW w:type="dxa" w:w="907"/>
+          </w:tcPr>
+          <w:p>
+            <w:r/>
+            <w:r>
+              <w:rPr>
+                <w:rFonts w:ascii="Microsoft YaHei" w:hAnsi="Microsoft YaHei" w:eastAsia="Microsoft YaHei"/>
+                <w:sz w:val="18"/>
+              </w:rPr>
+              <w:t>F9.9</w:t>
+            </w:r>
+          </w:p>
+        </w:tc>
+        <w:tc>
+          <w:tcPr>
+            <w:tcW w:type="dxa" w:w="2608"/>
+          </w:tcPr>
+          <w:p>
+            <w:r/>
+            <w:r>
+              <w:rPr>
+                <w:rFonts w:ascii="Microsoft YaHei" w:hAnsi="Microsoft YaHei" w:eastAsia="Microsoft YaHei"/>
+                <w:sz w:val="18"/>
+              </w:rPr>
+              <w:t>任务删除权限</w:t>
+            </w:r>
+          </w:p>
+        </w:tc>
+        <w:tc>
+          <w:tcPr>
+            <w:tcW w:type="dxa" w:w="5556"/>
+          </w:tcPr>
+          <w:p>
+            <w:r/>
+            <w:r>
+              <w:rPr>
+                <w:rFonts w:ascii="Microsoft YaHei" w:hAnsi="Microsoft YaHei" w:eastAsia="Microsoft YaHei"/>
+                <w:sz w:val="18"/>
+              </w:rPr>
+              <w:t>导师视角与 HR 视角可删除任务（二次确认，删除后恢复「待分配」）；实习生不能删除下发给自己的任务（不渲染删除按钮）</w:t>
             </w:r>
           </w:p>
         </w:tc>

--- a/docs/青禾实习生培养系统PRD.docx
+++ b/docs/青禾实习生培养系统PRD.docx
@@ -4250,7 +4250,7 @@
                 <w:rFonts w:ascii="Microsoft YaHei" w:hAnsi="Microsoft YaHei" w:eastAsia="Microsoft YaHei"/>
                 <w:sz w:val="18"/>
               </w:rPr>
-              <w:t>1:1 安排</w:t>
+              <w:t>沟通请求（发起沟通）</w:t>
             </w:r>
           </w:p>
         </w:tc>
@@ -4265,7 +4265,7 @@
                 <w:rFonts w:ascii="Microsoft YaHei" w:hAnsi="Microsoft YaHei" w:eastAsia="Microsoft YaHei"/>
                 <w:sz w:val="18"/>
               </w:rPr>
-              <w:t>展示名下次 1:1（日期/带教/时长建议），已排期状态</w:t>
+              <w:t>实习生与导师均可发起：填写希望沟通的内容*、选择日期*与时间段*（09:00-20:00 七个时段）；发起后对方收到通知（沟通请求置顶显示「待确认」）；接收方可「同意」或「修改时间」（改期后显示最终时间）；状态流转：待确认→已同意/已改期</w:t>
             </w:r>
           </w:p>
         </w:tc>
@@ -4297,7 +4297,7 @@
                 <w:rFonts w:ascii="Microsoft YaHei" w:hAnsi="Microsoft YaHei" w:eastAsia="Microsoft YaHei"/>
                 <w:sz w:val="18"/>
               </w:rPr>
-              <w:t>支持请求</w:t>
+              <w:t>1:1 安排</w:t>
             </w:r>
           </w:p>
         </w:tc>
@@ -4312,7 +4312,7 @@
                 <w:rFonts w:ascii="Microsoft YaHei" w:hAnsi="Microsoft YaHei" w:eastAsia="Microsoft YaHei"/>
                 <w:sz w:val="18"/>
               </w:rPr>
-              <w:t>卡点列表：发起人、描述、状态（待协调/已协调）；TL/HR 可执行协调</w:t>
+              <w:t>展示名下次 1:1（日期/带教/时长建议），已排期状态</w:t>
             </w:r>
           </w:p>
         </w:tc>
@@ -4344,7 +4344,7 @@
                 <w:rFonts w:ascii="Microsoft YaHei" w:hAnsi="Microsoft YaHei" w:eastAsia="Microsoft YaHei"/>
                 <w:sz w:val="18"/>
               </w:rPr>
-              <w:t>实习生视图</w:t>
+              <w:t>支持请求（卡点提报）</w:t>
             </w:r>
           </w:p>
         </w:tc>
@@ -4359,7 +4359,54 @@
                 <w:rFonts w:ascii="Microsoft YaHei" w:hAnsi="Microsoft YaHei" w:eastAsia="Microsoft YaHei"/>
                 <w:sz w:val="18"/>
               </w:rPr>
-              <w:t>仅展示本人的 1:1 与支持请求</w:t>
+              <w:t>实习生在个人成长页「提报卡点」：填写卡点描述提交后进入待协调状态（已有待协调卡点时不重复提报）；导师/HR 在沟通页与培养总览可见并执行协调；数据隔离：实习生仅见本人卡点</w:t>
+            </w:r>
+          </w:p>
+        </w:tc>
+      </w:tr>
+      <w:tr>
+        <w:tc>
+          <w:tcPr>
+            <w:tcW w:type="dxa" w:w="907"/>
+          </w:tcPr>
+          <w:p>
+            <w:r/>
+            <w:r>
+              <w:rPr>
+                <w:rFonts w:ascii="Microsoft YaHei" w:hAnsi="Microsoft YaHei" w:eastAsia="Microsoft YaHei"/>
+                <w:sz w:val="18"/>
+              </w:rPr>
+              <w:t>F5.4</w:t>
+            </w:r>
+          </w:p>
+        </w:tc>
+        <w:tc>
+          <w:tcPr>
+            <w:tcW w:type="dxa" w:w="2608"/>
+          </w:tcPr>
+          <w:p>
+            <w:r/>
+            <w:r>
+              <w:rPr>
+                <w:rFonts w:ascii="Microsoft YaHei" w:hAnsi="Microsoft YaHei" w:eastAsia="Microsoft YaHei"/>
+                <w:sz w:val="18"/>
+              </w:rPr>
+              <w:t>数据隔离与权限</w:t>
+            </w:r>
+          </w:p>
+        </w:tc>
+        <w:tc>
+          <w:tcPr>
+            <w:tcW w:type="dxa" w:w="5556"/>
+          </w:tcPr>
+          <w:p>
+            <w:r/>
+            <w:r>
+              <w:rPr>
+                <w:rFonts w:ascii="Microsoft YaHei" w:hAnsi="Microsoft YaHei" w:eastAsia="Microsoft YaHei"/>
+                <w:sz w:val="18"/>
+              </w:rPr>
+              <w:t>实习生视角仅见本人相关沟通请求与卡点；导师视角可见名下全部并执行同意/改期/协调；请求与卡点数据持久化</w:t>
             </w:r>
           </w:p>
         </w:tc>

--- a/docs/青禾实习生培养系统PRD.docx
+++ b/docs/青禾实习生培养系统PRD.docx
@@ -5687,7 +5687,7 @@
                 <w:rFonts w:ascii="Microsoft YaHei" w:hAnsi="Microsoft YaHei" w:eastAsia="Microsoft YaHei"/>
                 <w:sz w:val="18"/>
               </w:rPr>
-              <w:t>数据持久化</w:t>
+              <w:t>数据持久化（云端数据库）</w:t>
             </w:r>
           </w:p>
         </w:tc>
@@ -5702,7 +5702,7 @@
                 <w:rFonts w:ascii="Microsoft YaHei" w:hAnsi="Microsoft YaHei" w:eastAsia="Microsoft YaHei"/>
                 <w:sz w:val="18"/>
               </w:rPr>
-              <w:t>实习生/模型配置/描述/视角等数据自动持久化（浏览器本地存储），刷新、关闭重开、版本升级均不丢失；存储带版本号，升级时缺字段自动补齐迁移；开发/产品岗位数据独立保存互不覆盖；「重置示例数据」改为清除本地数据并恢复默认</w:t>
+              <w:t>业务数据（实习生/模型配置/沟通请求/账号/密码）统一保存到 GitHub 仓库数据库文件（data/db.json）：任何设备、任何域名访问均为最新数据；数据变更自动推送（防抖合并），启动时自动拉取云端最新（有更新则应用）；未配置 Token 时回落为本地存储模式</w:t>
             </w:r>
           </w:p>
         </w:tc>
@@ -5734,7 +5734,7 @@
                 <w:rFonts w:ascii="Microsoft YaHei" w:hAnsi="Microsoft YaHei" w:eastAsia="Microsoft YaHei"/>
                 <w:sz w:val="18"/>
               </w:rPr>
-              <w:t>数据备份（导出/导入）</w:t>
+              <w:t>云端同步设置与数据备份</w:t>
             </w:r>
           </w:p>
         </w:tc>
@@ -5749,7 +5749,7 @@
                 <w:rFonts w:ascii="Microsoft YaHei" w:hAnsi="Microsoft YaHei" w:eastAsia="Microsoft YaHei"/>
                 <w:sz w:val="18"/>
               </w:rPr>
-              <w:t>侧栏左下角提供「导出数据备份」（一键下载全部数据为 JSON 文件，含实习生/模型配置/描述/视角）与「导入备份」（选择备份文件完整恢复，含格式校验与失败提示）；用于换设备/换浏览器/误清除时的数据保全；部署提示：本地存储按域名隔离，公网访问需使用固定域名避免数据漂移</w:t>
+              <w:t>侧栏「云端同步」：配置 GitHub Token（repo 权限）开启云端数据库，支持立即同步/停用；「导出/导入备份」保留为辅助手段（JSON 文件）；Token 仅存于用户浏览器本地，不写入代码与仓库</w:t>
             </w:r>
           </w:p>
         </w:tc>
